--- a/Abstract.docx
+++ b/Abstract.docx
@@ -1,64 +1,40 @@
 
 <file path=word/document.xml><?xml version="1.0" encoding="utf-8"?>
-<w:document xmlns:wpc="http://schemas.microsoft.com/office/word/2010/wordprocessingCanvas" xmlns:cx="http://schemas.microsoft.com/office/drawing/2014/chartex" xmlns:cx1="http://schemas.microsoft.com/office/drawing/2015/9/8/chartex" xmlns:cx2="http://schemas.microsoft.com/office/drawing/2015/10/21/chartex" xmlns:cx3="http://schemas.microsoft.com/office/drawing/2016/5/9/chartex" xmlns:cx4="http://schemas.microsoft.com/office/drawing/2016/5/10/chartex" xmlns:cx5="http://schemas.microsoft.com/office/drawing/2016/5/11/chartex" xmlns:cx6="http://schemas.microsoft.com/office/drawing/2016/5/12/chartex" xmlns:cx7="http://schemas.microsoft.com/office/drawing/2016/5/13/chartex" xmlns:cx8="http://schemas.microsoft.com/office/drawing/2016/5/14/chartex" xmlns:mc="http://schemas.openxmlformats.org/markup-compatibility/2006" xmlns:aink="http://schemas.microsoft.com/office/drawing/2016/ink" xmlns:am3d="http://schemas.microsoft.com/office/drawing/2017/model3d" xmlns:o="urn:schemas-microsoft-com:office:office" xmlns:oel="http://schemas.microsoft.com/office/2019/extlst" xmlns:r="http://schemas.openxmlformats.org/officeDocument/2006/relationships" xmlns:m="http://schemas.openxmlformats.org/officeDocument/2006/math" xmlns:v="urn:schemas-microsoft-com:vml" xmlns:wp14="http://schemas.microsoft.com/office/word/2010/wordprocessingDrawing" xmlns:wp="http://schemas.openxmlformats.org/drawingml/2006/wordprocessingDrawing" xmlns:w10="urn:schemas-microsoft-com:office:word" xmlns:w="http://schemas.openxmlformats.org/wordprocessingml/2006/main" xmlns:w14="http://schemas.microsoft.com/office/word/2010/wordml" xmlns:w15="http://schemas.microsoft.com/office/word/2012/wordml" xmlns:w16cei="http://schemas.microsoft.com/office/word/2026/wordml/cei" xmlns:w16cex="http://schemas.microsoft.com/office/word/2018/wordml/cex" xmlns:w16cid="http://schemas.microsoft.com/office/word/2016/wordml/cid" xmlns:w16="http://schemas.microsoft.com/office/word/2018/wordml" xmlns:w16du="http://schemas.microsoft.com/office/word/2023/wordml/word16du" xmlns:w16sdtdh="http://schemas.microsoft.com/office/word/2020/wordml/sdtdatahash" xmlns:w16sdtfl="http://schemas.microsoft.com/office/word/2024/wordml/sdtformatlock" xmlns:w16se="http://schemas.microsoft.com/office/word/2015/wordml/symex" xmlns:wpg="http://schemas.microsoft.com/office/word/2010/wordprocessingGroup" xmlns:wpi="http://schemas.microsoft.com/office/word/2010/wordprocessingInk" xmlns:wne="http://schemas.microsoft.com/office/word/2006/wordml" xmlns:wps="http://schemas.microsoft.com/office/word/2010/wordprocessingShape" mc:Ignorable="w14 w15 w16se w16cid w16 w16cex w16sdtdh w16sdtfl w16du wp14">
+<w:document xmlns:wpc="http://schemas.microsoft.com/office/word/2010/wordprocessingCanvas" xmlns:mc="http://schemas.openxmlformats.org/markup-compatibility/2006" xmlns:o="urn:schemas-microsoft-com:office:office" xmlns:r="http://schemas.openxmlformats.org/officeDocument/2006/relationships" xmlns:m="http://schemas.openxmlformats.org/officeDocument/2006/math" xmlns:v="urn:schemas-microsoft-com:vml" xmlns:wp14="http://schemas.microsoft.com/office/word/2010/wordprocessingDrawing" xmlns:wp="http://schemas.openxmlformats.org/drawingml/2006/wordprocessingDrawing" xmlns:w10="urn:schemas-microsoft-com:office:word" xmlns:w="http://schemas.openxmlformats.org/wordprocessingml/2006/main" xmlns:w14="http://schemas.microsoft.com/office/word/2010/wordml" xmlns:w15="http://schemas.microsoft.com/office/word/2012/wordml" xmlns:wpg="http://schemas.microsoft.com/office/word/2010/wordprocessingGroup" xmlns:wpi="http://schemas.microsoft.com/office/word/2010/wordprocessingInk" xmlns:wne="http://schemas.microsoft.com/office/word/2006/wordml" xmlns:wps="http://schemas.microsoft.com/office/word/2010/wordprocessingShape" mc:Ignorable="w14 w15 wp14">
   <w:body>
     <w:p>
       <w:pPr>
         <w:rPr>
-          <w:rFonts w:ascii="Algerian" w:hAnsi="Algerian"/>
-          <w:b/>
-          <w:bCs/>
+          <w:sz w:val="24"/>
+          <w:szCs w:val="24"/>
         </w:rPr>
       </w:pPr>
       <w:r>
         <w:rPr>
-          <w:rFonts w:ascii="Algerian" w:hAnsi="Algerian"/>
-          <w:b/>
-          <w:bCs/>
+          <w:sz w:val="24"/>
+          <w:szCs w:val="24"/>
         </w:rPr>
-        <w:t>Abstract – Banking Management System</w:t>
-      </w:r>
-    </w:p>
-    <w:p>
-      <w:r>
         <w:t xml:space="preserve">The </w:t>
       </w:r>
       <w:r>
         <w:rPr>
-          <w:b/>
-          <w:bCs/>
+          <w:sz w:val="24"/>
+          <w:szCs w:val="24"/>
         </w:rPr>
-        <w:t>Banking Management System</w:t>
+        <w:t>Banking System is a software application designed to manage basic banking operations in an easy, secure, and efficient way. The system allows users to create and manage bank accounts, deposit money, withdraw money, transfer money, and check account balances. It also maintains customer and transaction details in an organized manner. The system reduces manual work, improves accuracy, and provides faster access to banking services. By using this system, customers can perform common banking operations conveniently while the bank can maintain transaction records effectively.</w:t>
       </w:r>
-      <w:r>
-        <w:t xml:space="preserve"> is a software application designed to simplify and automate essential banking operations such as customer registration, account management, deposits, withdrawals, fund transfers, and balance enquiries. The system provides a secure and user-friendly platform for managing customer and account information efficiently.</w:t>
-      </w:r>
+      <w:bookmarkStart w:id="0" w:name="_GoBack"/>
+      <w:bookmarkEnd w:id="0"/>
     </w:p>
     <w:p>
-      <w:r>
-        <w:t xml:space="preserve">The application maintains customer details and transaction records systematically, reducing manual work and minimizing errors. It allows authorized users to perform banking transactions and access account information quickly. Data structures such as </w:t>
-      </w:r>
-      <w:r>
-        <w:rPr>
-          <w:b/>
-          <w:bCs/>
-        </w:rPr>
-        <w:t>HashMap</w:t>
-      </w:r>
-      <w:r>
-        <w:t xml:space="preserve"> can be used to store and retrieve account details efficiently using unique account numbers.</w:t>
-      </w:r>
+      <w:pPr>
+        <w:pStyle w:val="Heading1"/>
+      </w:pPr>
     </w:p>
-    <w:p>
-      <w:r>
-        <w:t>The main objective of this system is to provide a reliable, efficient, and secure solution for basic banking activities while improving transaction accuracy and reducing processing time. The system can also be enhanced in the future by integrating features such as online banking, transaction history, authentication, notifications, and database connectivity.</w:t>
-      </w:r>
-    </w:p>
-    <w:p/>
     <w:sectPr>
-      <w:pgSz w:w="11906" w:h="16838"/>
-      <w:pgMar w:top="1440" w:right="1440" w:bottom="1440" w:left="1440" w:header="708" w:footer="708" w:gutter="0"/>
-      <w:cols w:space="708"/>
+      <w:pgSz w:w="12240" w:h="15840"/>
+      <w:pgMar w:top="1440" w:right="1440" w:bottom="1440" w:left="1440" w:header="720" w:footer="720" w:gutter="0"/>
+      <w:cols w:space="720"/>
       <w:docGrid w:linePitch="360"/>
     </w:sectPr>
   </w:body>
@@ -66,25 +42,23 @@
 </file>
 
 <file path=word/styles.xml><?xml version="1.0" encoding="utf-8"?>
-<w:styles xmlns:mc="http://schemas.openxmlformats.org/markup-compatibility/2006" xmlns:r="http://schemas.openxmlformats.org/officeDocument/2006/relationships" xmlns:w="http://schemas.openxmlformats.org/wordprocessingml/2006/main" xmlns:w14="http://schemas.microsoft.com/office/word/2010/wordml" xmlns:w15="http://schemas.microsoft.com/office/word/2012/wordml" xmlns:w16cex="http://schemas.microsoft.com/office/word/2018/wordml/cex" xmlns:w16cid="http://schemas.microsoft.com/office/word/2016/wordml/cid" xmlns:w16="http://schemas.microsoft.com/office/word/2018/wordml" xmlns:w16du="http://schemas.microsoft.com/office/word/2023/wordml/word16du" xmlns:w16sdtdh="http://schemas.microsoft.com/office/word/2020/wordml/sdtdatahash" xmlns:w16sdtfl="http://schemas.microsoft.com/office/word/2024/wordml/sdtformatlock" xmlns:w16se="http://schemas.microsoft.com/office/word/2015/wordml/symex" mc:Ignorable="w14 w15 w16se w16cid w16 w16cex w16sdtdh w16sdtfl w16du">
+<w:styles xmlns:mc="http://schemas.openxmlformats.org/markup-compatibility/2006" xmlns:r="http://schemas.openxmlformats.org/officeDocument/2006/relationships" xmlns:w="http://schemas.openxmlformats.org/wordprocessingml/2006/main" xmlns:w14="http://schemas.microsoft.com/office/word/2010/wordml" xmlns:w15="http://schemas.microsoft.com/office/word/2012/wordml" mc:Ignorable="w14 w15">
   <w:docDefaults>
     <w:rPrDefault>
       <w:rPr>
         <w:rFonts w:asciiTheme="minorHAnsi" w:eastAsiaTheme="minorHAnsi" w:hAnsiTheme="minorHAnsi" w:cstheme="minorBidi"/>
-        <w:kern w:val="2"/>
-        <w:sz w:val="24"/>
-        <w:szCs w:val="24"/>
-        <w:lang w:val="en-IN" w:eastAsia="en-US" w:bidi="ar-SA"/>
-        <w14:ligatures w14:val="standardContextual"/>
+        <w:sz w:val="22"/>
+        <w:szCs w:val="22"/>
+        <w:lang w:val="en-US" w:eastAsia="en-US" w:bidi="ar-SA"/>
       </w:rPr>
     </w:rPrDefault>
     <w:pPrDefault>
       <w:pPr>
-        <w:spacing w:after="160" w:line="278" w:lineRule="auto"/>
+        <w:spacing w:after="160" w:line="259" w:lineRule="auto"/>
       </w:pPr>
     </w:pPrDefault>
   </w:docDefaults>
-  <w:latentStyles w:defLockedState="0" w:defUIPriority="99" w:defSemiHidden="0" w:defUnhideWhenUsed="0" w:defQFormat="0" w:count="376">
+  <w:latentStyles w:defLockedState="0" w:defUIPriority="99" w:defSemiHidden="0" w:defUnhideWhenUsed="0" w:defQFormat="0" w:count="371">
     <w:lsdException w:name="Normal" w:uiPriority="0" w:qFormat="1"/>
     <w:lsdException w:name="heading 1" w:uiPriority="9" w:qFormat="1"/>
     <w:lsdException w:name="heading 2" w:semiHidden="1" w:uiPriority="9" w:unhideWhenUsed="1" w:qFormat="1"/>
@@ -456,11 +430,6 @@
     <w:lsdException w:name="List Table 5 Dark Accent 6" w:uiPriority="50"/>
     <w:lsdException w:name="List Table 6 Colorful Accent 6" w:uiPriority="51"/>
     <w:lsdException w:name="List Table 7 Colorful Accent 6" w:uiPriority="52"/>
-    <w:lsdException w:name="Mention" w:semiHidden="1" w:unhideWhenUsed="1"/>
-    <w:lsdException w:name="Smart Hyperlink" w:semiHidden="1" w:unhideWhenUsed="1"/>
-    <w:lsdException w:name="Hashtag" w:semiHidden="1" w:unhideWhenUsed="1"/>
-    <w:lsdException w:name="Unresolved Mention" w:semiHidden="1" w:unhideWhenUsed="1"/>
-    <w:lsdException w:name="Smart Link" w:semiHidden="1" w:unhideWhenUsed="1"/>
   </w:latentStyles>
   <w:style w:type="paragraph" w:default="1" w:styleId="Normal">
     <w:name w:val="Normal"/>
@@ -473,18 +442,18 @@
     <w:link w:val="Heading1Char"/>
     <w:uiPriority w:val="9"/>
     <w:qFormat/>
-    <w:rsid w:val="0027260D"/>
+    <w:rsid w:val="007D5033"/>
     <w:pPr>
       <w:keepNext/>
       <w:keepLines/>
-      <w:spacing w:before="360" w:after="80"/>
+      <w:spacing w:before="240" w:after="0"/>
       <w:outlineLvl w:val="0"/>
     </w:pPr>
     <w:rPr>
       <w:rFonts w:asciiTheme="majorHAnsi" w:eastAsiaTheme="majorEastAsia" w:hAnsiTheme="majorHAnsi" w:cstheme="majorBidi"/>
-      <w:color w:val="2F5496" w:themeColor="accent1" w:themeShade="BF"/>
-      <w:sz w:val="40"/>
-      <w:szCs w:val="40"/>
+      <w:color w:val="2E74B5" w:themeColor="accent1" w:themeShade="BF"/>
+      <w:sz w:val="32"/>
+      <w:szCs w:val="32"/>
     </w:rPr>
   </w:style>
   <w:style w:type="paragraph" w:styleId="Heading2">
@@ -493,21 +462,20 @@
     <w:next w:val="Normal"/>
     <w:link w:val="Heading2Char"/>
     <w:uiPriority w:val="9"/>
-    <w:semiHidden/>
     <w:unhideWhenUsed/>
     <w:qFormat/>
-    <w:rsid w:val="0027260D"/>
+    <w:rsid w:val="007D5033"/>
     <w:pPr>
       <w:keepNext/>
       <w:keepLines/>
-      <w:spacing w:before="160" w:after="80"/>
+      <w:spacing w:before="40" w:after="0"/>
       <w:outlineLvl w:val="1"/>
     </w:pPr>
     <w:rPr>
       <w:rFonts w:asciiTheme="majorHAnsi" w:eastAsiaTheme="majorEastAsia" w:hAnsiTheme="majorHAnsi" w:cstheme="majorBidi"/>
-      <w:color w:val="2F5496" w:themeColor="accent1" w:themeShade="BF"/>
-      <w:sz w:val="32"/>
-      <w:szCs w:val="32"/>
+      <w:color w:val="2E74B5" w:themeColor="accent1" w:themeShade="BF"/>
+      <w:sz w:val="26"/>
+      <w:szCs w:val="26"/>
     </w:rPr>
   </w:style>
   <w:style w:type="paragraph" w:styleId="Heading3">
@@ -516,21 +484,20 @@
     <w:next w:val="Normal"/>
     <w:link w:val="Heading3Char"/>
     <w:uiPriority w:val="9"/>
-    <w:semiHidden/>
     <w:unhideWhenUsed/>
     <w:qFormat/>
-    <w:rsid w:val="0027260D"/>
+    <w:rsid w:val="007D5033"/>
     <w:pPr>
       <w:keepNext/>
       <w:keepLines/>
-      <w:spacing w:before="160" w:after="80"/>
+      <w:spacing w:before="40" w:after="0"/>
       <w:outlineLvl w:val="2"/>
     </w:pPr>
     <w:rPr>
-      <w:rFonts w:eastAsiaTheme="majorEastAsia" w:cstheme="majorBidi"/>
-      <w:color w:val="2F5496" w:themeColor="accent1" w:themeShade="BF"/>
-      <w:sz w:val="28"/>
-      <w:szCs w:val="28"/>
+      <w:rFonts w:asciiTheme="majorHAnsi" w:eastAsiaTheme="majorEastAsia" w:hAnsiTheme="majorHAnsi" w:cstheme="majorBidi"/>
+      <w:color w:val="1F4D78" w:themeColor="accent1" w:themeShade="7F"/>
+      <w:sz w:val="24"/>
+      <w:szCs w:val="24"/>
     </w:rPr>
   </w:style>
   <w:style w:type="paragraph" w:styleId="Heading4">
@@ -539,135 +506,26 @@
     <w:next w:val="Normal"/>
     <w:link w:val="Heading4Char"/>
     <w:uiPriority w:val="9"/>
-    <w:semiHidden/>
     <w:unhideWhenUsed/>
     <w:qFormat/>
-    <w:rsid w:val="0027260D"/>
-    <w:pPr>
-      <w:keepNext/>
-      <w:keepLines/>
-      <w:spacing w:before="80" w:after="40"/>
-      <w:outlineLvl w:val="3"/>
-    </w:pPr>
-    <w:rPr>
-      <w:rFonts w:eastAsiaTheme="majorEastAsia" w:cstheme="majorBidi"/>
-      <w:i/>
-      <w:iCs/>
-      <w:color w:val="2F5496" w:themeColor="accent1" w:themeShade="BF"/>
-    </w:rPr>
-  </w:style>
-  <w:style w:type="paragraph" w:styleId="Heading5">
-    <w:name w:val="heading 5"/>
-    <w:basedOn w:val="Normal"/>
-    <w:next w:val="Normal"/>
-    <w:link w:val="Heading5Char"/>
-    <w:uiPriority w:val="9"/>
-    <w:semiHidden/>
-    <w:unhideWhenUsed/>
-    <w:qFormat/>
-    <w:rsid w:val="0027260D"/>
-    <w:pPr>
-      <w:keepNext/>
-      <w:keepLines/>
-      <w:spacing w:before="80" w:after="40"/>
-      <w:outlineLvl w:val="4"/>
-    </w:pPr>
-    <w:rPr>
-      <w:rFonts w:eastAsiaTheme="majorEastAsia" w:cstheme="majorBidi"/>
-      <w:color w:val="2F5496" w:themeColor="accent1" w:themeShade="BF"/>
-    </w:rPr>
-  </w:style>
-  <w:style w:type="paragraph" w:styleId="Heading6">
-    <w:name w:val="heading 6"/>
-    <w:basedOn w:val="Normal"/>
-    <w:next w:val="Normal"/>
-    <w:link w:val="Heading6Char"/>
-    <w:uiPriority w:val="9"/>
-    <w:semiHidden/>
-    <w:unhideWhenUsed/>
-    <w:qFormat/>
-    <w:rsid w:val="0027260D"/>
+    <w:rsid w:val="007D5033"/>
     <w:pPr>
       <w:keepNext/>
       <w:keepLines/>
       <w:spacing w:before="40" w:after="0"/>
-      <w:outlineLvl w:val="5"/>
+      <w:outlineLvl w:val="3"/>
     </w:pPr>
     <w:rPr>
-      <w:rFonts w:eastAsiaTheme="majorEastAsia" w:cstheme="majorBidi"/>
+      <w:rFonts w:asciiTheme="majorHAnsi" w:eastAsiaTheme="majorEastAsia" w:hAnsiTheme="majorHAnsi" w:cstheme="majorBidi"/>
       <w:i/>
       <w:iCs/>
-      <w:color w:val="595959" w:themeColor="text1" w:themeTint="A6"/>
-    </w:rPr>
-  </w:style>
-  <w:style w:type="paragraph" w:styleId="Heading7">
-    <w:name w:val="heading 7"/>
-    <w:basedOn w:val="Normal"/>
-    <w:next w:val="Normal"/>
-    <w:link w:val="Heading7Char"/>
-    <w:uiPriority w:val="9"/>
-    <w:semiHidden/>
-    <w:unhideWhenUsed/>
-    <w:qFormat/>
-    <w:rsid w:val="0027260D"/>
-    <w:pPr>
-      <w:keepNext/>
-      <w:keepLines/>
-      <w:spacing w:before="40" w:after="0"/>
-      <w:outlineLvl w:val="6"/>
-    </w:pPr>
-    <w:rPr>
-      <w:rFonts w:eastAsiaTheme="majorEastAsia" w:cstheme="majorBidi"/>
-      <w:color w:val="595959" w:themeColor="text1" w:themeTint="A6"/>
-    </w:rPr>
-  </w:style>
-  <w:style w:type="paragraph" w:styleId="Heading8">
-    <w:name w:val="heading 8"/>
-    <w:basedOn w:val="Normal"/>
-    <w:next w:val="Normal"/>
-    <w:link w:val="Heading8Char"/>
-    <w:uiPriority w:val="9"/>
-    <w:semiHidden/>
-    <w:unhideWhenUsed/>
-    <w:qFormat/>
-    <w:rsid w:val="0027260D"/>
-    <w:pPr>
-      <w:keepNext/>
-      <w:keepLines/>
-      <w:spacing w:after="0"/>
-      <w:outlineLvl w:val="7"/>
-    </w:pPr>
-    <w:rPr>
-      <w:rFonts w:eastAsiaTheme="majorEastAsia" w:cstheme="majorBidi"/>
-      <w:i/>
-      <w:iCs/>
-      <w:color w:val="272727" w:themeColor="text1" w:themeTint="D8"/>
-    </w:rPr>
-  </w:style>
-  <w:style w:type="paragraph" w:styleId="Heading9">
-    <w:name w:val="heading 9"/>
-    <w:basedOn w:val="Normal"/>
-    <w:next w:val="Normal"/>
-    <w:link w:val="Heading9Char"/>
-    <w:uiPriority w:val="9"/>
-    <w:semiHidden/>
-    <w:unhideWhenUsed/>
-    <w:qFormat/>
-    <w:rsid w:val="0027260D"/>
-    <w:pPr>
-      <w:keepNext/>
-      <w:keepLines/>
-      <w:spacing w:after="0"/>
-      <w:outlineLvl w:val="8"/>
-    </w:pPr>
-    <w:rPr>
-      <w:rFonts w:eastAsiaTheme="majorEastAsia" w:cstheme="majorBidi"/>
-      <w:color w:val="272727" w:themeColor="text1" w:themeTint="D8"/>
+      <w:color w:val="2E74B5" w:themeColor="accent1" w:themeShade="BF"/>
     </w:rPr>
   </w:style>
   <w:style w:type="character" w:default="1" w:styleId="DefaultParagraphFont">
     <w:name w:val="Default Paragraph Font"/>
     <w:uiPriority w:val="1"/>
+    <w:semiHidden/>
     <w:unhideWhenUsed/>
   </w:style>
   <w:style w:type="table" w:default="1" w:styleId="TableNormal">
@@ -691,17 +549,42 @@
     <w:semiHidden/>
     <w:unhideWhenUsed/>
   </w:style>
+  <w:style w:type="paragraph" w:styleId="NormalWeb">
+    <w:name w:val="Normal (Web)"/>
+    <w:basedOn w:val="Normal"/>
+    <w:uiPriority w:val="99"/>
+    <w:semiHidden/>
+    <w:unhideWhenUsed/>
+    <w:rsid w:val="007D5033"/>
+    <w:pPr>
+      <w:spacing w:before="100" w:beforeAutospacing="1" w:after="100" w:afterAutospacing="1" w:line="240" w:lineRule="auto"/>
+    </w:pPr>
+    <w:rPr>
+      <w:rFonts w:ascii="Times New Roman" w:eastAsia="Times New Roman" w:hAnsi="Times New Roman" w:cs="Times New Roman"/>
+      <w:sz w:val="24"/>
+      <w:szCs w:val="24"/>
+    </w:rPr>
+  </w:style>
+  <w:style w:type="paragraph" w:styleId="NoSpacing">
+    <w:name w:val="No Spacing"/>
+    <w:uiPriority w:val="1"/>
+    <w:qFormat/>
+    <w:rsid w:val="007D5033"/>
+    <w:pPr>
+      <w:spacing w:after="0" w:line="240" w:lineRule="auto"/>
+    </w:pPr>
+  </w:style>
   <w:style w:type="character" w:customStyle="1" w:styleId="Heading1Char">
     <w:name w:val="Heading 1 Char"/>
     <w:basedOn w:val="DefaultParagraphFont"/>
     <w:link w:val="Heading1"/>
     <w:uiPriority w:val="9"/>
-    <w:rsid w:val="0027260D"/>
+    <w:rsid w:val="007D5033"/>
     <w:rPr>
       <w:rFonts w:asciiTheme="majorHAnsi" w:eastAsiaTheme="majorEastAsia" w:hAnsiTheme="majorHAnsi" w:cstheme="majorBidi"/>
-      <w:color w:val="2F5496" w:themeColor="accent1" w:themeShade="BF"/>
-      <w:sz w:val="40"/>
-      <w:szCs w:val="40"/>
+      <w:color w:val="2E74B5" w:themeColor="accent1" w:themeShade="BF"/>
+      <w:sz w:val="32"/>
+      <w:szCs w:val="32"/>
     </w:rPr>
   </w:style>
   <w:style w:type="character" w:customStyle="1" w:styleId="Heading2Char">
@@ -709,13 +592,12 @@
     <w:basedOn w:val="DefaultParagraphFont"/>
     <w:link w:val="Heading2"/>
     <w:uiPriority w:val="9"/>
-    <w:semiHidden/>
-    <w:rsid w:val="0027260D"/>
+    <w:rsid w:val="007D5033"/>
     <w:rPr>
       <w:rFonts w:asciiTheme="majorHAnsi" w:eastAsiaTheme="majorEastAsia" w:hAnsiTheme="majorHAnsi" w:cstheme="majorBidi"/>
-      <w:color w:val="2F5496" w:themeColor="accent1" w:themeShade="BF"/>
-      <w:sz w:val="32"/>
-      <w:szCs w:val="32"/>
+      <w:color w:val="2E74B5" w:themeColor="accent1" w:themeShade="BF"/>
+      <w:sz w:val="26"/>
+      <w:szCs w:val="26"/>
     </w:rPr>
   </w:style>
   <w:style w:type="character" w:customStyle="1" w:styleId="Heading3Char">
@@ -723,13 +605,12 @@
     <w:basedOn w:val="DefaultParagraphFont"/>
     <w:link w:val="Heading3"/>
     <w:uiPriority w:val="9"/>
-    <w:semiHidden/>
-    <w:rsid w:val="0027260D"/>
+    <w:rsid w:val="007D5033"/>
     <w:rPr>
-      <w:rFonts w:eastAsiaTheme="majorEastAsia" w:cstheme="majorBidi"/>
-      <w:color w:val="2F5496" w:themeColor="accent1" w:themeShade="BF"/>
-      <w:sz w:val="28"/>
-      <w:szCs w:val="28"/>
+      <w:rFonts w:asciiTheme="majorHAnsi" w:eastAsiaTheme="majorEastAsia" w:hAnsiTheme="majorHAnsi" w:cstheme="majorBidi"/>
+      <w:color w:val="1F4D78" w:themeColor="accent1" w:themeShade="7F"/>
+      <w:sz w:val="24"/>
+      <w:szCs w:val="24"/>
     </w:rPr>
   </w:style>
   <w:style w:type="character" w:customStyle="1" w:styleId="Heading4Char">
@@ -737,248 +618,12 @@
     <w:basedOn w:val="DefaultParagraphFont"/>
     <w:link w:val="Heading4"/>
     <w:uiPriority w:val="9"/>
-    <w:semiHidden/>
-    <w:rsid w:val="0027260D"/>
+    <w:rsid w:val="007D5033"/>
     <w:rPr>
-      <w:rFonts w:eastAsiaTheme="majorEastAsia" w:cstheme="majorBidi"/>
+      <w:rFonts w:asciiTheme="majorHAnsi" w:eastAsiaTheme="majorEastAsia" w:hAnsiTheme="majorHAnsi" w:cstheme="majorBidi"/>
       <w:i/>
       <w:iCs/>
-      <w:color w:val="2F5496" w:themeColor="accent1" w:themeShade="BF"/>
-    </w:rPr>
-  </w:style>
-  <w:style w:type="character" w:customStyle="1" w:styleId="Heading5Char">
-    <w:name w:val="Heading 5 Char"/>
-    <w:basedOn w:val="DefaultParagraphFont"/>
-    <w:link w:val="Heading5"/>
-    <w:uiPriority w:val="9"/>
-    <w:semiHidden/>
-    <w:rsid w:val="0027260D"/>
-    <w:rPr>
-      <w:rFonts w:eastAsiaTheme="majorEastAsia" w:cstheme="majorBidi"/>
-      <w:color w:val="2F5496" w:themeColor="accent1" w:themeShade="BF"/>
-    </w:rPr>
-  </w:style>
-  <w:style w:type="character" w:customStyle="1" w:styleId="Heading6Char">
-    <w:name w:val="Heading 6 Char"/>
-    <w:basedOn w:val="DefaultParagraphFont"/>
-    <w:link w:val="Heading6"/>
-    <w:uiPriority w:val="9"/>
-    <w:semiHidden/>
-    <w:rsid w:val="0027260D"/>
-    <w:rPr>
-      <w:rFonts w:eastAsiaTheme="majorEastAsia" w:cstheme="majorBidi"/>
-      <w:i/>
-      <w:iCs/>
-      <w:color w:val="595959" w:themeColor="text1" w:themeTint="A6"/>
-    </w:rPr>
-  </w:style>
-  <w:style w:type="character" w:customStyle="1" w:styleId="Heading7Char">
-    <w:name w:val="Heading 7 Char"/>
-    <w:basedOn w:val="DefaultParagraphFont"/>
-    <w:link w:val="Heading7"/>
-    <w:uiPriority w:val="9"/>
-    <w:semiHidden/>
-    <w:rsid w:val="0027260D"/>
-    <w:rPr>
-      <w:rFonts w:eastAsiaTheme="majorEastAsia" w:cstheme="majorBidi"/>
-      <w:color w:val="595959" w:themeColor="text1" w:themeTint="A6"/>
-    </w:rPr>
-  </w:style>
-  <w:style w:type="character" w:customStyle="1" w:styleId="Heading8Char">
-    <w:name w:val="Heading 8 Char"/>
-    <w:basedOn w:val="DefaultParagraphFont"/>
-    <w:link w:val="Heading8"/>
-    <w:uiPriority w:val="9"/>
-    <w:semiHidden/>
-    <w:rsid w:val="0027260D"/>
-    <w:rPr>
-      <w:rFonts w:eastAsiaTheme="majorEastAsia" w:cstheme="majorBidi"/>
-      <w:i/>
-      <w:iCs/>
-      <w:color w:val="272727" w:themeColor="text1" w:themeTint="D8"/>
-    </w:rPr>
-  </w:style>
-  <w:style w:type="character" w:customStyle="1" w:styleId="Heading9Char">
-    <w:name w:val="Heading 9 Char"/>
-    <w:basedOn w:val="DefaultParagraphFont"/>
-    <w:link w:val="Heading9"/>
-    <w:uiPriority w:val="9"/>
-    <w:semiHidden/>
-    <w:rsid w:val="0027260D"/>
-    <w:rPr>
-      <w:rFonts w:eastAsiaTheme="majorEastAsia" w:cstheme="majorBidi"/>
-      <w:color w:val="272727" w:themeColor="text1" w:themeTint="D8"/>
-    </w:rPr>
-  </w:style>
-  <w:style w:type="paragraph" w:styleId="Title">
-    <w:name w:val="Title"/>
-    <w:basedOn w:val="Normal"/>
-    <w:next w:val="Normal"/>
-    <w:link w:val="TitleChar"/>
-    <w:uiPriority w:val="10"/>
-    <w:qFormat/>
-    <w:rsid w:val="0027260D"/>
-    <w:pPr>
-      <w:spacing w:after="80" w:line="240" w:lineRule="auto"/>
-      <w:contextualSpacing/>
-    </w:pPr>
-    <w:rPr>
-      <w:rFonts w:asciiTheme="majorHAnsi" w:eastAsiaTheme="majorEastAsia" w:hAnsiTheme="majorHAnsi" w:cstheme="majorBidi"/>
-      <w:spacing w:val="-10"/>
-      <w:kern w:val="28"/>
-      <w:sz w:val="56"/>
-      <w:szCs w:val="56"/>
-    </w:rPr>
-  </w:style>
-  <w:style w:type="character" w:customStyle="1" w:styleId="TitleChar">
-    <w:name w:val="Title Char"/>
-    <w:basedOn w:val="DefaultParagraphFont"/>
-    <w:link w:val="Title"/>
-    <w:uiPriority w:val="10"/>
-    <w:rsid w:val="0027260D"/>
-    <w:rPr>
-      <w:rFonts w:asciiTheme="majorHAnsi" w:eastAsiaTheme="majorEastAsia" w:hAnsiTheme="majorHAnsi" w:cstheme="majorBidi"/>
-      <w:spacing w:val="-10"/>
-      <w:kern w:val="28"/>
-      <w:sz w:val="56"/>
-      <w:szCs w:val="56"/>
-    </w:rPr>
-  </w:style>
-  <w:style w:type="paragraph" w:styleId="Subtitle">
-    <w:name w:val="Subtitle"/>
-    <w:basedOn w:val="Normal"/>
-    <w:next w:val="Normal"/>
-    <w:link w:val="SubtitleChar"/>
-    <w:uiPriority w:val="11"/>
-    <w:qFormat/>
-    <w:rsid w:val="0027260D"/>
-    <w:pPr>
-      <w:numPr>
-        <w:ilvl w:val="1"/>
-      </w:numPr>
-    </w:pPr>
-    <w:rPr>
-      <w:rFonts w:eastAsiaTheme="majorEastAsia" w:cstheme="majorBidi"/>
-      <w:color w:val="595959" w:themeColor="text1" w:themeTint="A6"/>
-      <w:spacing w:val="15"/>
-      <w:sz w:val="28"/>
-      <w:szCs w:val="28"/>
-    </w:rPr>
-  </w:style>
-  <w:style w:type="character" w:customStyle="1" w:styleId="SubtitleChar">
-    <w:name w:val="Subtitle Char"/>
-    <w:basedOn w:val="DefaultParagraphFont"/>
-    <w:link w:val="Subtitle"/>
-    <w:uiPriority w:val="11"/>
-    <w:rsid w:val="0027260D"/>
-    <w:rPr>
-      <w:rFonts w:eastAsiaTheme="majorEastAsia" w:cstheme="majorBidi"/>
-      <w:color w:val="595959" w:themeColor="text1" w:themeTint="A6"/>
-      <w:spacing w:val="15"/>
-      <w:sz w:val="28"/>
-      <w:szCs w:val="28"/>
-    </w:rPr>
-  </w:style>
-  <w:style w:type="paragraph" w:styleId="Quote">
-    <w:name w:val="Quote"/>
-    <w:basedOn w:val="Normal"/>
-    <w:next w:val="Normal"/>
-    <w:link w:val="QuoteChar"/>
-    <w:uiPriority w:val="29"/>
-    <w:qFormat/>
-    <w:rsid w:val="0027260D"/>
-    <w:pPr>
-      <w:spacing w:before="160"/>
-      <w:jc w:val="center"/>
-    </w:pPr>
-    <w:rPr>
-      <w:i/>
-      <w:iCs/>
-      <w:color w:val="404040" w:themeColor="text1" w:themeTint="BF"/>
-    </w:rPr>
-  </w:style>
-  <w:style w:type="character" w:customStyle="1" w:styleId="QuoteChar">
-    <w:name w:val="Quote Char"/>
-    <w:basedOn w:val="DefaultParagraphFont"/>
-    <w:link w:val="Quote"/>
-    <w:uiPriority w:val="29"/>
-    <w:rsid w:val="0027260D"/>
-    <w:rPr>
-      <w:i/>
-      <w:iCs/>
-      <w:color w:val="404040" w:themeColor="text1" w:themeTint="BF"/>
-    </w:rPr>
-  </w:style>
-  <w:style w:type="paragraph" w:styleId="ListParagraph">
-    <w:name w:val="List Paragraph"/>
-    <w:basedOn w:val="Normal"/>
-    <w:uiPriority w:val="34"/>
-    <w:qFormat/>
-    <w:rsid w:val="0027260D"/>
-    <w:pPr>
-      <w:ind w:left="720"/>
-      <w:contextualSpacing/>
-    </w:pPr>
-  </w:style>
-  <w:style w:type="character" w:styleId="IntenseEmphasis">
-    <w:name w:val="Intense Emphasis"/>
-    <w:basedOn w:val="DefaultParagraphFont"/>
-    <w:uiPriority w:val="21"/>
-    <w:qFormat/>
-    <w:rsid w:val="0027260D"/>
-    <w:rPr>
-      <w:i/>
-      <w:iCs/>
-      <w:color w:val="2F5496" w:themeColor="accent1" w:themeShade="BF"/>
-    </w:rPr>
-  </w:style>
-  <w:style w:type="paragraph" w:styleId="IntenseQuote">
-    <w:name w:val="Intense Quote"/>
-    <w:basedOn w:val="Normal"/>
-    <w:next w:val="Normal"/>
-    <w:link w:val="IntenseQuoteChar"/>
-    <w:uiPriority w:val="30"/>
-    <w:qFormat/>
-    <w:rsid w:val="0027260D"/>
-    <w:pPr>
-      <w:pBdr>
-        <w:top w:val="single" w:sz="4" w:space="10" w:color="2F5496" w:themeColor="accent1" w:themeShade="BF"/>
-        <w:bottom w:val="single" w:sz="4" w:space="10" w:color="2F5496" w:themeColor="accent1" w:themeShade="BF"/>
-      </w:pBdr>
-      <w:spacing w:before="360" w:after="360"/>
-      <w:ind w:left="864" w:right="864"/>
-      <w:jc w:val="center"/>
-    </w:pPr>
-    <w:rPr>
-      <w:i/>
-      <w:iCs/>
-      <w:color w:val="2F5496" w:themeColor="accent1" w:themeShade="BF"/>
-    </w:rPr>
-  </w:style>
-  <w:style w:type="character" w:customStyle="1" w:styleId="IntenseQuoteChar">
-    <w:name w:val="Intense Quote Char"/>
-    <w:basedOn w:val="DefaultParagraphFont"/>
-    <w:link w:val="IntenseQuote"/>
-    <w:uiPriority w:val="30"/>
-    <w:rsid w:val="0027260D"/>
-    <w:rPr>
-      <w:i/>
-      <w:iCs/>
-      <w:color w:val="2F5496" w:themeColor="accent1" w:themeShade="BF"/>
-    </w:rPr>
-  </w:style>
-  <w:style w:type="character" w:styleId="IntenseReference">
-    <w:name w:val="Intense Reference"/>
-    <w:basedOn w:val="DefaultParagraphFont"/>
-    <w:uiPriority w:val="32"/>
-    <w:qFormat/>
-    <w:rsid w:val="0027260D"/>
-    <w:rPr>
-      <w:b/>
-      <w:bCs/>
-      <w:smallCaps/>
-      <w:color w:val="2F5496" w:themeColor="accent1" w:themeShade="BF"/>
-      <w:spacing w:val="5"/>
+      <w:color w:val="2E74B5" w:themeColor="accent1" w:themeShade="BF"/>
     </w:rPr>
   </w:style>
 </w:styles>
@@ -1001,7 +646,7 @@
         <a:srgbClr val="E7E6E6"/>
       </a:lt2>
       <a:accent1>
-        <a:srgbClr val="4472C4"/>
+        <a:srgbClr val="5B9BD5"/>
       </a:accent1>
       <a:accent2>
         <a:srgbClr val="ED7D31"/>
@@ -1013,7 +658,7 @@
         <a:srgbClr val="FFC000"/>
       </a:accent4>
       <a:accent5>
-        <a:srgbClr val="5B9BD5"/>
+        <a:srgbClr val="4472C4"/>
       </a:accent5>
       <a:accent6>
         <a:srgbClr val="70AD47"/>
@@ -1030,9 +675,9 @@
         <a:latin typeface="Calibri Light" panose="020F0302020204030204"/>
         <a:ea typeface=""/>
         <a:cs typeface=""/>
-        <a:font script="Jpan" typeface="游ゴシック Light"/>
+        <a:font script="Jpan" typeface="ＭＳ ゴシック"/>
         <a:font script="Hang" typeface="맑은 고딕"/>
-        <a:font script="Hans" typeface="等线 Light"/>
+        <a:font script="Hans" typeface="宋体"/>
         <a:font script="Hant" typeface="新細明體"/>
         <a:font script="Arab" typeface="Times New Roman"/>
         <a:font script="Hebr" typeface="Times New Roman"/>
@@ -1060,31 +705,14 @@
         <a:font script="Viet" typeface="Times New Roman"/>
         <a:font script="Uigh" typeface="Microsoft Uighur"/>
         <a:font script="Geor" typeface="Sylfaen"/>
-        <a:font script="Armn" typeface="Arial"/>
-        <a:font script="Bugi" typeface="Leelawadee UI"/>
-        <a:font script="Bopo" typeface="Microsoft JhengHei"/>
-        <a:font script="Java" typeface="Javanese Text"/>
-        <a:font script="Lisu" typeface="Segoe UI"/>
-        <a:font script="Mymr" typeface="Myanmar Text"/>
-        <a:font script="Nkoo" typeface="Ebrima"/>
-        <a:font script="Olck" typeface="Nirmala UI"/>
-        <a:font script="Osma" typeface="Ebrima"/>
-        <a:font script="Phag" typeface="Phagspa"/>
-        <a:font script="Syrn" typeface="Estrangelo Edessa"/>
-        <a:font script="Syrj" typeface="Estrangelo Edessa"/>
-        <a:font script="Syre" typeface="Estrangelo Edessa"/>
-        <a:font script="Sora" typeface="Nirmala UI"/>
-        <a:font script="Tale" typeface="Microsoft Tai Le"/>
-        <a:font script="Talu" typeface="Microsoft New Tai Lue"/>
-        <a:font script="Tfng" typeface="Ebrima"/>
       </a:majorFont>
       <a:minorFont>
         <a:latin typeface="Calibri" panose="020F0502020204030204"/>
         <a:ea typeface=""/>
         <a:cs typeface=""/>
-        <a:font script="Jpan" typeface="游明朝"/>
+        <a:font script="Jpan" typeface="ＭＳ 明朝"/>
         <a:font script="Hang" typeface="맑은 고딕"/>
-        <a:font script="Hans" typeface="等线"/>
+        <a:font script="Hans" typeface="宋体"/>
         <a:font script="Hant" typeface="新細明體"/>
         <a:font script="Arab" typeface="Arial"/>
         <a:font script="Hebr" typeface="Arial"/>
@@ -1112,23 +740,6 @@
         <a:font script="Viet" typeface="Arial"/>
         <a:font script="Uigh" typeface="Microsoft Uighur"/>
         <a:font script="Geor" typeface="Sylfaen"/>
-        <a:font script="Armn" typeface="Arial"/>
-        <a:font script="Bugi" typeface="Leelawadee UI"/>
-        <a:font script="Bopo" typeface="Microsoft JhengHei"/>
-        <a:font script="Java" typeface="Javanese Text"/>
-        <a:font script="Lisu" typeface="Segoe UI"/>
-        <a:font script="Mymr" typeface="Myanmar Text"/>
-        <a:font script="Nkoo" typeface="Ebrima"/>
-        <a:font script="Olck" typeface="Nirmala UI"/>
-        <a:font script="Osma" typeface="Ebrima"/>
-        <a:font script="Phag" typeface="Phagspa"/>
-        <a:font script="Syrn" typeface="Estrangelo Edessa"/>
-        <a:font script="Syrj" typeface="Estrangelo Edessa"/>
-        <a:font script="Syre" typeface="Estrangelo Edessa"/>
-        <a:font script="Sora" typeface="Nirmala UI"/>
-        <a:font script="Tale" typeface="Microsoft Tai Le"/>
-        <a:font script="Talu" typeface="Microsoft New Tai Lue"/>
-        <a:font script="Tfng" typeface="Ebrima"/>
       </a:minorFont>
     </a:fontScheme>
     <a:fmtScheme name="Office">
